--- a/Lab2/Отчет по лр2.docx
+++ b/Lab2/Отчет по лр2.docx
@@ -40297,8 +40297,6 @@
       <w:r>
         <w:t>»</w:t>
       </w:r>
-      <w:bookmarkStart w:id="0" w:name="_GoBack"/>
-      <w:bookmarkEnd w:id="0"/>
       <w:r>
         <w:t>.</w:t>
       </w:r>
@@ -41495,10 +41493,10 @@
           <w:noProof/>
         </w:rPr>
         <w:drawing>
-          <wp:inline distT="0" distB="0" distL="0" distR="0" wp14:anchorId="7C1302B0" wp14:editId="379C7A00">
+          <wp:inline distT="0" distB="0" distL="0" distR="0" wp14:anchorId="34E22E58" wp14:editId="6418C3DA">
             <wp:extent cx="5940425" cy="3807460"/>
             <wp:effectExtent l="0" t="0" r="3175" b="2540"/>
-            <wp:docPr id="1" name="Рисунок 1"/>
+            <wp:docPr id="31" name="Рисунок 31"/>
             <wp:cNvGraphicFramePr>
               <a:graphicFrameLocks xmlns:a="http://schemas.openxmlformats.org/drawingml/2006/main" noChangeAspect="1"/>
             </wp:cNvGraphicFramePr>
@@ -41993,15 +41991,17 @@
         <w:spacing w:after="0" w:line="240" w:lineRule="auto"/>
         <w:jc w:val="center"/>
       </w:pPr>
+      <w:bookmarkStart w:id="0" w:name="_GoBack"/>
+      <w:bookmarkEnd w:id="0"/>
       <w:r>
         <w:rPr>
           <w:noProof/>
         </w:rPr>
         <w:drawing>
-          <wp:inline distT="0" distB="0" distL="0" distR="0" wp14:anchorId="1E0EBD8E" wp14:editId="368AAC28">
+          <wp:inline distT="0" distB="0" distL="0" distR="0" wp14:anchorId="1E389D98" wp14:editId="7D029D9E">
             <wp:extent cx="5940425" cy="3807460"/>
             <wp:effectExtent l="0" t="0" r="3175" b="2540"/>
-            <wp:docPr id="31" name="Рисунок 31"/>
+            <wp:docPr id="1" name="Рисунок 1"/>
             <wp:cNvGraphicFramePr>
               <a:graphicFrameLocks xmlns:a="http://schemas.openxmlformats.org/drawingml/2006/main" noChangeAspect="1"/>
             </wp:cNvGraphicFramePr>
@@ -42032,9 +42032,6 @@
             </a:graphic>
           </wp:inline>
         </w:drawing>
-      </w:r>
-      <w:r>
-        <w:t xml:space="preserve"> </w:t>
       </w:r>
     </w:p>
     <w:p>
@@ -42400,7 +42397,7 @@
           <w:rPr>
             <w:noProof/>
           </w:rPr>
-          <w:t>3</w:t>
+          <w:t>8</w:t>
         </w:r>
         <w:r>
           <w:fldChar w:fldCharType="end"/>
